--- a/fra/docx/006.content.docx
+++ b/fra/docx/006.content.docx
@@ -19,7 +19,7 @@
         <w:rPr>
           <w:lang w:val="fr_FR" w:bidi="fr_FR"/>
         </w:rPr>
-        <w:t>Resource: Tyndale Open Study Notes</w:t>
+        <w:t>Resource: Aquifer Open Study Notes (Profiles)</w:t>
       </w:r>
       <w:r>
         <w:rPr>
@@ -112,7 +112,7 @@
         <w:rPr>
           <w:lang w:val="fr_FR" w:bidi="fr_FR"/>
         </w:rPr>
-        <w:t>Tyndale Open Study Notes</w:t>
+        <w:t>Aquifer Open Study Notes (Profiles)</w:t>
       </w:r>
     </w:p>
     <w:p>

--- a/fra/docx/006.content.docx
+++ b/fra/docx/006.content.docx
@@ -262,306 +262,204 @@
         </w:rPr>
         <w:t>probablement originaire de Magdala en Galilée, fut libérée d'une possession démoniaque par Jésus (</w:t>
       </w:r>
-      <w:hyperlink r:id="rId13">
-        <w:r>
-          <w:rPr>
-            <w:lang w:val="fr_FR" w:bidi="fr_FR"/>
-          </w:rPr>
-          <w:rPr>
-            <w:color w:val="0000EE"/>
-            <w:u w:val="single"/>
-          </w:rPr>
-          <w:t>Mc 16.9</w:t>
-        </w:r>
-      </w:hyperlink>
+      <w:r>
+        <w:rPr>
+          <w:lang w:val="fr_FR" w:bidi="fr_FR"/>
+        </w:rPr>
+        <w:t>Mc 16.9</w:t>
+      </w:r>
       <w:r>
         <w:rPr>
           <w:lang w:val="fr_FR" w:bidi="fr_FR"/>
         </w:rPr>
         <w:t>), et devint une disciple fidèle, soutenant financièrement Jésus et ses disciples (</w:t>
       </w:r>
-      <w:hyperlink r:id="rId14">
-        <w:r>
-          <w:rPr>
-            <w:lang w:val="fr_FR" w:bidi="fr_FR"/>
-          </w:rPr>
-          <w:rPr>
-            <w:color w:val="0000EE"/>
-            <w:u w:val="single"/>
-          </w:rPr>
-          <w:t>Lc 8.1–3</w:t>
-        </w:r>
-      </w:hyperlink>
+      <w:r>
+        <w:rPr>
+          <w:lang w:val="fr_FR" w:bidi="fr_FR"/>
+        </w:rPr>
+        <w:t>Lc 8.1–3</w:t>
+      </w:r>
       <w:r>
         <w:rPr>
           <w:lang w:val="fr_FR" w:bidi="fr_FR"/>
         </w:rPr>
         <w:t xml:space="preserve"> ; voir aussi </w:t>
       </w:r>
-      <w:hyperlink r:id="rId15">
-        <w:r>
-          <w:rPr>
-            <w:lang w:val="fr_FR" w:bidi="fr_FR"/>
-          </w:rPr>
-          <w:rPr>
-            <w:color w:val="0000EE"/>
-            <w:u w:val="single"/>
-          </w:rPr>
-          <w:t>Mt 27.55–56</w:t>
-        </w:r>
-      </w:hyperlink>
+      <w:r>
+        <w:rPr>
+          <w:lang w:val="fr_FR" w:bidi="fr_FR"/>
+        </w:rPr>
+        <w:t>Mt 27.55–56</w:t>
+      </w:r>
       <w:r>
         <w:rPr>
           <w:lang w:val="fr_FR" w:bidi="fr_FR"/>
         </w:rPr>
         <w:t xml:space="preserve"> ; </w:t>
       </w:r>
-      <w:hyperlink r:id="rId16">
-        <w:r>
-          <w:rPr>
-            <w:lang w:val="fr_FR" w:bidi="fr_FR"/>
-          </w:rPr>
-          <w:rPr>
-            <w:color w:val="0000EE"/>
-            <w:u w:val="single"/>
-          </w:rPr>
-          <w:t>Mc 15.40–41</w:t>
-        </w:r>
-      </w:hyperlink>
+      <w:r>
+        <w:rPr>
+          <w:lang w:val="fr_FR" w:bidi="fr_FR"/>
+        </w:rPr>
+        <w:t>Mc 15.40–41</w:t>
+      </w:r>
       <w:r>
         <w:rPr>
           <w:lang w:val="fr_FR" w:bidi="fr_FR"/>
         </w:rPr>
         <w:t>). Elle fut présente lors de la crucifixion de Jésus et assista à son enterrement (</w:t>
       </w:r>
-      <w:hyperlink r:id="rId17">
-        <w:r>
-          <w:rPr>
-            <w:lang w:val="fr_FR" w:bidi="fr_FR"/>
-          </w:rPr>
-          <w:rPr>
-            <w:color w:val="0000EE"/>
-            <w:u w:val="single"/>
-          </w:rPr>
-          <w:t>Mt 27.55–61</w:t>
-        </w:r>
-      </w:hyperlink>
+      <w:r>
+        <w:rPr>
+          <w:lang w:val="fr_FR" w:bidi="fr_FR"/>
+        </w:rPr>
+        <w:t>Mt 27.55–61</w:t>
+      </w:r>
       <w:r>
         <w:rPr>
           <w:lang w:val="fr_FR" w:bidi="fr_FR"/>
         </w:rPr>
         <w:t xml:space="preserve"> ; </w:t>
       </w:r>
-      <w:hyperlink r:id="rId18">
-        <w:r>
-          <w:rPr>
-            <w:lang w:val="fr_FR" w:bidi="fr_FR"/>
-          </w:rPr>
-          <w:rPr>
-            <w:color w:val="0000EE"/>
-            <w:u w:val="single"/>
-          </w:rPr>
-          <w:t>Mc 15.40–47</w:t>
-        </w:r>
-      </w:hyperlink>
+      <w:r>
+        <w:rPr>
+          <w:lang w:val="fr_FR" w:bidi="fr_FR"/>
+        </w:rPr>
+        <w:t>Mc 15.40–47</w:t>
+      </w:r>
       <w:r>
         <w:rPr>
           <w:lang w:val="fr_FR" w:bidi="fr_FR"/>
         </w:rPr>
         <w:t xml:space="preserve"> ; </w:t>
       </w:r>
-      <w:hyperlink r:id="rId19">
-        <w:r>
-          <w:rPr>
-            <w:lang w:val="fr_FR" w:bidi="fr_FR"/>
-          </w:rPr>
-          <w:rPr>
-            <w:color w:val="0000EE"/>
-            <w:u w:val="single"/>
-          </w:rPr>
-          <w:t>Jn 19.25</w:t>
-        </w:r>
-      </w:hyperlink>
+      <w:r>
+        <w:rPr>
+          <w:lang w:val="fr_FR" w:bidi="fr_FR"/>
+        </w:rPr>
+        <w:t>Jn 19.25</w:t>
+      </w:r>
       <w:r>
         <w:rPr>
           <w:lang w:val="fr_FR" w:bidi="fr_FR"/>
         </w:rPr>
         <w:t xml:space="preserve"> ; comparer </w:t>
       </w:r>
-      <w:hyperlink r:id="rId20">
-        <w:r>
-          <w:rPr>
-            <w:lang w:val="fr_FR" w:bidi="fr_FR"/>
-          </w:rPr>
-          <w:rPr>
-            <w:color w:val="0000EE"/>
-            <w:u w:val="single"/>
-          </w:rPr>
-          <w:t>Lc 23.49</w:t>
-        </w:r>
-      </w:hyperlink>
+      <w:r>
+        <w:rPr>
+          <w:lang w:val="fr_FR" w:bidi="fr_FR"/>
+        </w:rPr>
+        <w:t>Lc 23.49</w:t>
+      </w:r>
       <w:r>
         <w:rPr>
           <w:lang w:val="fr_FR" w:bidi="fr_FR"/>
         </w:rPr>
         <w:t xml:space="preserve">, </w:t>
       </w:r>
-      <w:hyperlink r:id="rId21">
-        <w:r>
-          <w:rPr>
-            <w:lang w:val="fr_FR" w:bidi="fr_FR"/>
-          </w:rPr>
-          <w:rPr>
-            <w:color w:val="0000EE"/>
-            <w:u w:val="single"/>
-          </w:rPr>
-          <w:t>55–56</w:t>
-        </w:r>
-      </w:hyperlink>
+      <w:r>
+        <w:rPr>
+          <w:lang w:val="fr_FR" w:bidi="fr_FR"/>
+        </w:rPr>
+        <w:t>55–56</w:t>
+      </w:r>
       <w:r>
         <w:rPr>
           <w:lang w:val="fr_FR" w:bidi="fr_FR"/>
         </w:rPr>
         <w:t>). Très tôt le dimanche matin, elle se rendit au tombeau avec des aromates funéraires et fut parmi les premières à apprendre que Jésus était ressuscité (</w:t>
       </w:r>
-      <w:hyperlink r:id="rId22">
-        <w:r>
-          <w:rPr>
-            <w:lang w:val="fr_FR" w:bidi="fr_FR"/>
-          </w:rPr>
-          <w:rPr>
-            <w:color w:val="0000EE"/>
-            <w:u w:val="single"/>
-          </w:rPr>
-          <w:t>Mt 28.1–8</w:t>
-        </w:r>
-      </w:hyperlink>
+      <w:r>
+        <w:rPr>
+          <w:lang w:val="fr_FR" w:bidi="fr_FR"/>
+        </w:rPr>
+        <w:t>Mt 28.1–8</w:t>
+      </w:r>
       <w:r>
         <w:rPr>
           <w:lang w:val="fr_FR" w:bidi="fr_FR"/>
         </w:rPr>
         <w:t xml:space="preserve"> ; </w:t>
       </w:r>
-      <w:hyperlink r:id="rId23">
-        <w:r>
-          <w:rPr>
-            <w:lang w:val="fr_FR" w:bidi="fr_FR"/>
-          </w:rPr>
-          <w:rPr>
-            <w:color w:val="0000EE"/>
-            <w:u w:val="single"/>
-          </w:rPr>
-          <w:t>Mc 16.1–8</w:t>
-        </w:r>
-      </w:hyperlink>
+      <w:r>
+        <w:rPr>
+          <w:lang w:val="fr_FR" w:bidi="fr_FR"/>
+        </w:rPr>
+        <w:t>Mc 16.1–8</w:t>
+      </w:r>
       <w:r>
         <w:rPr>
           <w:lang w:val="fr_FR" w:bidi="fr_FR"/>
         </w:rPr>
         <w:t xml:space="preserve"> ; </w:t>
       </w:r>
-      <w:hyperlink r:id="rId24">
-        <w:r>
-          <w:rPr>
-            <w:lang w:val="fr_FR" w:bidi="fr_FR"/>
-          </w:rPr>
-          <w:rPr>
-            <w:color w:val="0000EE"/>
-            <w:u w:val="single"/>
-          </w:rPr>
-          <w:t>Lc 24.1–11</w:t>
-        </w:r>
-      </w:hyperlink>
+      <w:r>
+        <w:rPr>
+          <w:lang w:val="fr_FR" w:bidi="fr_FR"/>
+        </w:rPr>
+        <w:t>Lc 24.1–11</w:t>
+      </w:r>
       <w:r>
         <w:rPr>
           <w:lang w:val="fr_FR" w:bidi="fr_FR"/>
         </w:rPr>
         <w:t xml:space="preserve">, </w:t>
       </w:r>
-      <w:hyperlink r:id="rId25">
-        <w:r>
-          <w:rPr>
-            <w:lang w:val="fr_FR" w:bidi="fr_FR"/>
-          </w:rPr>
-          <w:rPr>
-            <w:color w:val="0000EE"/>
-            <w:u w:val="single"/>
-          </w:rPr>
-          <w:t>22–24</w:t>
-        </w:r>
-      </w:hyperlink>
+      <w:r>
+        <w:rPr>
+          <w:lang w:val="fr_FR" w:bidi="fr_FR"/>
+        </w:rPr>
+        <w:t>22–24</w:t>
+      </w:r>
       <w:r>
         <w:rPr>
           <w:lang w:val="fr_FR" w:bidi="fr_FR"/>
         </w:rPr>
         <w:t>). Elle fut aussi la première à voir Jésus ressuscité (</w:t>
       </w:r>
-      <w:hyperlink r:id="rId26">
-        <w:r>
-          <w:rPr>
-            <w:lang w:val="fr_FR" w:bidi="fr_FR"/>
-          </w:rPr>
-          <w:rPr>
-            <w:color w:val="0000EE"/>
-            <w:u w:val="single"/>
-          </w:rPr>
-          <w:t>Mt 28.9–10</w:t>
-        </w:r>
-      </w:hyperlink>
+      <w:r>
+        <w:rPr>
+          <w:lang w:val="fr_FR" w:bidi="fr_FR"/>
+        </w:rPr>
+        <w:t>Mt 28.9–10</w:t>
+      </w:r>
       <w:r>
         <w:rPr>
           <w:lang w:val="fr_FR" w:bidi="fr_FR"/>
         </w:rPr>
         <w:t xml:space="preserve"> ; </w:t>
       </w:r>
-      <w:hyperlink r:id="rId27">
-        <w:r>
-          <w:rPr>
-            <w:lang w:val="fr_FR" w:bidi="fr_FR"/>
-          </w:rPr>
-          <w:rPr>
-            <w:color w:val="0000EE"/>
-            <w:u w:val="single"/>
-          </w:rPr>
-          <w:t>Mc 16.9–11</w:t>
-        </w:r>
-      </w:hyperlink>
+      <w:r>
+        <w:rPr>
+          <w:lang w:val="fr_FR" w:bidi="fr_FR"/>
+        </w:rPr>
+        <w:t>Mc 16.9–11</w:t>
+      </w:r>
       <w:r>
         <w:rPr>
           <w:lang w:val="fr_FR" w:bidi="fr_FR"/>
         </w:rPr>
         <w:t xml:space="preserve"> ; </w:t>
       </w:r>
-      <w:hyperlink r:id="rId28">
-        <w:r>
-          <w:rPr>
-            <w:lang w:val="fr_FR" w:bidi="fr_FR"/>
-          </w:rPr>
-          <w:rPr>
-            <w:color w:val="0000EE"/>
-            <w:u w:val="single"/>
-          </w:rPr>
-          <w:t>Jn 20.1–2</w:t>
-        </w:r>
-      </w:hyperlink>
+      <w:r>
+        <w:rPr>
+          <w:lang w:val="fr_FR" w:bidi="fr_FR"/>
+        </w:rPr>
+        <w:t>Jn 20.1–2</w:t>
+      </w:r>
       <w:r>
         <w:rPr>
           <w:lang w:val="fr_FR" w:bidi="fr_FR"/>
         </w:rPr>
         <w:t xml:space="preserve">, </w:t>
       </w:r>
-      <w:hyperlink r:id="rId29">
-        <w:r>
-          <w:rPr>
-            <w:lang w:val="fr_FR" w:bidi="fr_FR"/>
-          </w:rPr>
-          <w:rPr>
-            <w:color w:val="0000EE"/>
-            <w:u w:val="single"/>
-          </w:rPr>
-          <w:t>11–18</w:t>
-        </w:r>
-      </w:hyperlink>
+      <w:r>
+        <w:rPr>
+          <w:lang w:val="fr_FR" w:bidi="fr_FR"/>
+        </w:rPr>
+        <w:t>11–18</w:t>
+      </w:r>
       <w:r>
         <w:rPr>
           <w:lang w:val="fr_FR" w:bidi="fr_FR"/>
@@ -593,144 +491,96 @@
         </w:rPr>
         <w:t xml:space="preserve"> (pas l'apôtre) et Joseph, était parmi les femmes présentes à la crucifixion et à l'ensevelissement de Jésus (</w:t>
       </w:r>
-      <w:hyperlink r:id="rId17">
-        <w:r>
-          <w:rPr>
-            <w:lang w:val="fr_FR" w:bidi="fr_FR"/>
-          </w:rPr>
-          <w:rPr>
-            <w:color w:val="0000EE"/>
-            <w:u w:val="single"/>
-          </w:rPr>
-          <w:t>Mt 27.55–61</w:t>
-        </w:r>
-      </w:hyperlink>
+      <w:r>
+        <w:rPr>
+          <w:lang w:val="fr_FR" w:bidi="fr_FR"/>
+        </w:rPr>
+        <w:t>Mt 27.55–61</w:t>
+      </w:r>
       <w:r>
         <w:rPr>
           <w:lang w:val="fr_FR" w:bidi="fr_FR"/>
         </w:rPr>
         <w:t xml:space="preserve"> ; </w:t>
       </w:r>
-      <w:hyperlink r:id="rId18">
-        <w:r>
-          <w:rPr>
-            <w:lang w:val="fr_FR" w:bidi="fr_FR"/>
-          </w:rPr>
-          <w:rPr>
-            <w:color w:val="0000EE"/>
-            <w:u w:val="single"/>
-          </w:rPr>
-          <w:t>Mc 15.40–47</w:t>
-        </w:r>
-      </w:hyperlink>
+      <w:r>
+        <w:rPr>
+          <w:lang w:val="fr_FR" w:bidi="fr_FR"/>
+        </w:rPr>
+        <w:t>Mc 15.40–47</w:t>
+      </w:r>
       <w:r>
         <w:rPr>
           <w:lang w:val="fr_FR" w:bidi="fr_FR"/>
         </w:rPr>
         <w:t xml:space="preserve"> ; voir aussi </w:t>
       </w:r>
-      <w:hyperlink r:id="rId20">
-        <w:r>
-          <w:rPr>
-            <w:lang w:val="fr_FR" w:bidi="fr_FR"/>
-          </w:rPr>
-          <w:rPr>
-            <w:color w:val="0000EE"/>
-            <w:u w:val="single"/>
-          </w:rPr>
-          <w:t>Lc 23.49</w:t>
-        </w:r>
-      </w:hyperlink>
+      <w:r>
+        <w:rPr>
+          <w:lang w:val="fr_FR" w:bidi="fr_FR"/>
+        </w:rPr>
+        <w:t>Lc 23.49</w:t>
+      </w:r>
       <w:r>
         <w:rPr>
           <w:lang w:val="fr_FR" w:bidi="fr_FR"/>
         </w:rPr>
         <w:t xml:space="preserve">, </w:t>
       </w:r>
-      <w:hyperlink r:id="rId30">
-        <w:r>
-          <w:rPr>
-            <w:lang w:val="fr_FR" w:bidi="fr_FR"/>
-          </w:rPr>
-          <w:rPr>
-            <w:color w:val="0000EE"/>
-            <w:u w:val="single"/>
-          </w:rPr>
-          <w:t>55</w:t>
-        </w:r>
-      </w:hyperlink>
+      <w:r>
+        <w:rPr>
+          <w:lang w:val="fr_FR" w:bidi="fr_FR"/>
+        </w:rPr>
+        <w:t>55</w:t>
+      </w:r>
       <w:r>
         <w:rPr>
           <w:lang w:val="fr_FR" w:bidi="fr_FR"/>
         </w:rPr>
         <w:t>). Comme Marie de Magdala, elle fut parmi les premières à entendre que Jésus était ressuscité des morts (</w:t>
       </w:r>
-      <w:hyperlink r:id="rId22">
-        <w:r>
-          <w:rPr>
-            <w:lang w:val="fr_FR" w:bidi="fr_FR"/>
-          </w:rPr>
-          <w:rPr>
-            <w:color w:val="0000EE"/>
-            <w:u w:val="single"/>
-          </w:rPr>
-          <w:t>Mt 28.1–8</w:t>
-        </w:r>
-      </w:hyperlink>
+      <w:r>
+        <w:rPr>
+          <w:lang w:val="fr_FR" w:bidi="fr_FR"/>
+        </w:rPr>
+        <w:t>Mt 28.1–8</w:t>
+      </w:r>
       <w:r>
         <w:rPr>
           <w:lang w:val="fr_FR" w:bidi="fr_FR"/>
         </w:rPr>
         <w:t xml:space="preserve"> ; </w:t>
       </w:r>
-      <w:hyperlink r:id="rId23">
-        <w:r>
-          <w:rPr>
-            <w:lang w:val="fr_FR" w:bidi="fr_FR"/>
-          </w:rPr>
-          <w:rPr>
-            <w:color w:val="0000EE"/>
-            <w:u w:val="single"/>
-          </w:rPr>
-          <w:t>Mc 16.1–8</w:t>
-        </w:r>
-      </w:hyperlink>
+      <w:r>
+        <w:rPr>
+          <w:lang w:val="fr_FR" w:bidi="fr_FR"/>
+        </w:rPr>
+        <w:t>Mc 16.1–8</w:t>
+      </w:r>
       <w:r>
         <w:rPr>
           <w:lang w:val="fr_FR" w:bidi="fr_FR"/>
         </w:rPr>
         <w:t xml:space="preserve"> ; </w:t>
       </w:r>
-      <w:hyperlink r:id="rId24">
-        <w:r>
-          <w:rPr>
-            <w:lang w:val="fr_FR" w:bidi="fr_FR"/>
-          </w:rPr>
-          <w:rPr>
-            <w:color w:val="0000EE"/>
-            <w:u w:val="single"/>
-          </w:rPr>
-          <w:t>Lc 24.1–11</w:t>
-        </w:r>
-      </w:hyperlink>
+      <w:r>
+        <w:rPr>
+          <w:lang w:val="fr_FR" w:bidi="fr_FR"/>
+        </w:rPr>
+        <w:t>Lc 24.1–11</w:t>
+      </w:r>
       <w:r>
         <w:rPr>
           <w:lang w:val="fr_FR" w:bidi="fr_FR"/>
         </w:rPr>
         <w:t>). Elle fut également l'une des premières à voir Jésus ressuscité (</w:t>
       </w:r>
-      <w:hyperlink r:id="rId26">
-        <w:r>
-          <w:rPr>
-            <w:lang w:val="fr_FR" w:bidi="fr_FR"/>
-          </w:rPr>
-          <w:rPr>
-            <w:color w:val="0000EE"/>
-            <w:u w:val="single"/>
-          </w:rPr>
-          <w:t>Mt 28.9–10</w:t>
-        </w:r>
-      </w:hyperlink>
+      <w:r>
+        <w:rPr>
+          <w:lang w:val="fr_FR" w:bidi="fr_FR"/>
+        </w:rPr>
+        <w:t>Mt 28.9–10</w:t>
+      </w:r>
       <w:r>
         <w:rPr>
           <w:lang w:val="fr_FR" w:bidi="fr_FR"/>
@@ -762,108 +612,72 @@
         </w:rPr>
         <w:t xml:space="preserve"> était la sœur de Marthe et de Lazare, famille que Jésus affectionnait particulièrement (</w:t>
       </w:r>
-      <w:hyperlink r:id="rId31">
-        <w:r>
-          <w:rPr>
-            <w:lang w:val="fr_FR" w:bidi="fr_FR"/>
-          </w:rPr>
-          <w:rPr>
-            <w:color w:val="0000EE"/>
-            <w:u w:val="single"/>
-          </w:rPr>
-          <w:t>Jn 11.5</w:t>
-        </w:r>
-      </w:hyperlink>
+      <w:r>
+        <w:rPr>
+          <w:lang w:val="fr_FR" w:bidi="fr_FR"/>
+        </w:rPr>
+        <w:t>Jn 11.5</w:t>
+      </w:r>
       <w:r>
         <w:rPr>
           <w:lang w:val="fr_FR" w:bidi="fr_FR"/>
         </w:rPr>
         <w:t>). Jésus a loué Marie pour sa soif d'apprendre de lui (</w:t>
       </w:r>
-      <w:hyperlink r:id="rId32">
-        <w:r>
-          <w:rPr>
-            <w:lang w:val="fr_FR" w:bidi="fr_FR"/>
-          </w:rPr>
-          <w:rPr>
-            <w:color w:val="0000EE"/>
-            <w:u w:val="single"/>
-          </w:rPr>
-          <w:t>Lc 10.38–42</w:t>
-        </w:r>
-      </w:hyperlink>
+      <w:r>
+        <w:rPr>
+          <w:lang w:val="fr_FR" w:bidi="fr_FR"/>
+        </w:rPr>
+        <w:t>Lc 10.38–42</w:t>
+      </w:r>
       <w:r>
         <w:rPr>
           <w:lang w:val="fr_FR" w:bidi="fr_FR"/>
         </w:rPr>
         <w:t>). Peu après que Jésus eut ressuscité son frère Lazare (</w:t>
       </w:r>
-      <w:hyperlink r:id="rId33">
-        <w:r>
-          <w:rPr>
-            <w:lang w:val="fr_FR" w:bidi="fr_FR"/>
-          </w:rPr>
-          <w:rPr>
-            <w:color w:val="0000EE"/>
-            <w:u w:val="single"/>
-          </w:rPr>
-          <w:t>Jn 11.32–45</w:t>
-        </w:r>
-      </w:hyperlink>
+      <w:r>
+        <w:rPr>
+          <w:lang w:val="fr_FR" w:bidi="fr_FR"/>
+        </w:rPr>
+        <w:t>Jn 11.32–45</w:t>
+      </w:r>
       <w:r>
         <w:rPr>
           <w:lang w:val="fr_FR" w:bidi="fr_FR"/>
         </w:rPr>
         <w:t>), Marie oignit ses pieds d'un parfum précieux. Certains qualifièrent son geste de gaspillage mais Jésus prit sa défense (</w:t>
       </w:r>
-      <w:hyperlink r:id="rId34">
-        <w:r>
-          <w:rPr>
-            <w:lang w:val="fr_FR" w:bidi="fr_FR"/>
-          </w:rPr>
-          <w:rPr>
-            <w:color w:val="0000EE"/>
-            <w:u w:val="single"/>
-          </w:rPr>
-          <w:t>Jn 12.1–11</w:t>
-        </w:r>
-      </w:hyperlink>
+      <w:r>
+        <w:rPr>
+          <w:lang w:val="fr_FR" w:bidi="fr_FR"/>
+        </w:rPr>
+        <w:t>Jn 12.1–11</w:t>
+      </w:r>
       <w:r>
         <w:rPr>
           <w:lang w:val="fr_FR" w:bidi="fr_FR"/>
         </w:rPr>
         <w:t xml:space="preserve"> ; comparer </w:t>
       </w:r>
-      <w:hyperlink r:id="rId35">
-        <w:r>
-          <w:rPr>
-            <w:lang w:val="fr_FR" w:bidi="fr_FR"/>
-          </w:rPr>
-          <w:rPr>
-            <w:color w:val="0000EE"/>
-            <w:u w:val="single"/>
-          </w:rPr>
-          <w:t>Mt 26.6–13</w:t>
-        </w:r>
-      </w:hyperlink>
+      <w:r>
+        <w:rPr>
+          <w:lang w:val="fr_FR" w:bidi="fr_FR"/>
+        </w:rPr>
+        <w:t>Mt 26.6–13</w:t>
+      </w:r>
       <w:r>
         <w:rPr>
           <w:lang w:val="fr_FR" w:bidi="fr_FR"/>
         </w:rPr>
         <w:t xml:space="preserve"> ; </w:t>
       </w:r>
-      <w:hyperlink r:id="rId36">
-        <w:r>
-          <w:rPr>
-            <w:lang w:val="fr_FR" w:bidi="fr_FR"/>
-          </w:rPr>
-          <w:rPr>
-            <w:color w:val="0000EE"/>
-            <w:u w:val="single"/>
-          </w:rPr>
-          <w:t>Mc 14.3–9</w:t>
-        </w:r>
-      </w:hyperlink>
+      <w:r>
+        <w:rPr>
+          <w:lang w:val="fr_FR" w:bidi="fr_FR"/>
+        </w:rPr>
+        <w:t>Mc 14.3–9</w:t>
+      </w:r>
       <w:r>
         <w:rPr>
           <w:lang w:val="fr_FR" w:bidi="fr_FR"/>
@@ -895,18 +709,12 @@
         </w:rPr>
         <w:t xml:space="preserve"> était parmi les femmes qui assistèrent à la crucifixion de Jésus (</w:t>
       </w:r>
-      <w:hyperlink r:id="rId19">
-        <w:r>
-          <w:rPr>
-            <w:lang w:val="fr_FR" w:bidi="fr_FR"/>
-          </w:rPr>
-          <w:rPr>
-            <w:color w:val="0000EE"/>
-            <w:u w:val="single"/>
-          </w:rPr>
-          <w:t>Jn 19.25</w:t>
-        </w:r>
-      </w:hyperlink>
+      <w:r>
+        <w:rPr>
+          <w:lang w:val="fr_FR" w:bidi="fr_FR"/>
+        </w:rPr>
+        <w:t>Jn 19.25</w:t>
+      </w:r>
       <w:r>
         <w:rPr>
           <w:lang w:val="fr_FR" w:bidi="fr_FR"/>
@@ -936,252 +744,168 @@
           <w:lang w:val="fr_FR" w:bidi="fr_FR"/>
         </w:rPr>
       </w:r>
-      <w:hyperlink r:id="rId17">
-        <w:r>
-          <w:rPr>
-            <w:lang w:val="fr_FR" w:bidi="fr_FR"/>
-          </w:rPr>
-          <w:rPr>
-            <w:color w:val="0000EE"/>
-            <w:u w:val="single"/>
-          </w:rPr>
-          <w:t>Mt 27.55–61</w:t>
-        </w:r>
-      </w:hyperlink>
+      <w:r>
+        <w:rPr>
+          <w:lang w:val="fr_FR" w:bidi="fr_FR"/>
+        </w:rPr>
+        <w:t>Mt 27.55–61</w:t>
+      </w:r>
       <w:r>
         <w:rPr>
           <w:lang w:val="fr_FR" w:bidi="fr_FR"/>
         </w:rPr>
         <w:t xml:space="preserve"> ; </w:t>
       </w:r>
-      <w:hyperlink r:id="rId37">
-        <w:r>
-          <w:rPr>
-            <w:lang w:val="fr_FR" w:bidi="fr_FR"/>
-          </w:rPr>
-          <w:rPr>
-            <w:color w:val="0000EE"/>
-            <w:u w:val="single"/>
-          </w:rPr>
-          <w:t>28.1</w:t>
-        </w:r>
-      </w:hyperlink>
+      <w:r>
+        <w:rPr>
+          <w:lang w:val="fr_FR" w:bidi="fr_FR"/>
+        </w:rPr>
+        <w:t>28.1</w:t>
+      </w:r>
       <w:r>
         <w:rPr>
           <w:lang w:val="fr_FR" w:bidi="fr_FR"/>
         </w:rPr>
         <w:t xml:space="preserve"> ; </w:t>
       </w:r>
-      <w:hyperlink r:id="rId18">
-        <w:r>
-          <w:rPr>
-            <w:lang w:val="fr_FR" w:bidi="fr_FR"/>
-          </w:rPr>
-          <w:rPr>
-            <w:color w:val="0000EE"/>
-            <w:u w:val="single"/>
-          </w:rPr>
-          <w:t>Mc 15.40–47</w:t>
-        </w:r>
-      </w:hyperlink>
+      <w:r>
+        <w:rPr>
+          <w:lang w:val="fr_FR" w:bidi="fr_FR"/>
+        </w:rPr>
+        <w:t>Mc 15.40–47</w:t>
+      </w:r>
       <w:r>
         <w:rPr>
           <w:lang w:val="fr_FR" w:bidi="fr_FR"/>
         </w:rPr>
         <w:t xml:space="preserve"> ; </w:t>
       </w:r>
-      <w:hyperlink r:id="rId38">
-        <w:r>
-          <w:rPr>
-            <w:lang w:val="fr_FR" w:bidi="fr_FR"/>
-          </w:rPr>
-          <w:rPr>
-            <w:color w:val="0000EE"/>
-            <w:u w:val="single"/>
-          </w:rPr>
-          <w:t>16.1–11</w:t>
-        </w:r>
-      </w:hyperlink>
+      <w:r>
+        <w:rPr>
+          <w:lang w:val="fr_FR" w:bidi="fr_FR"/>
+        </w:rPr>
+        <w:t>16.1–11</w:t>
+      </w:r>
       <w:r>
         <w:rPr>
           <w:lang w:val="fr_FR" w:bidi="fr_FR"/>
         </w:rPr>
         <w:t xml:space="preserve"> ; </w:t>
       </w:r>
-      <w:hyperlink r:id="rId39">
-        <w:r>
-          <w:rPr>
-            <w:lang w:val="fr_FR" w:bidi="fr_FR"/>
-          </w:rPr>
-          <w:rPr>
-            <w:color w:val="0000EE"/>
-            <w:u w:val="single"/>
-          </w:rPr>
-          <w:t>Lc 8.2–3</w:t>
-        </w:r>
-      </w:hyperlink>
+      <w:r>
+        <w:rPr>
+          <w:lang w:val="fr_FR" w:bidi="fr_FR"/>
+        </w:rPr>
+        <w:t>Lc 8.2–3</w:t>
+      </w:r>
       <w:r>
         <w:rPr>
           <w:lang w:val="fr_FR" w:bidi="fr_FR"/>
         </w:rPr>
         <w:t xml:space="preserve"> ; </w:t>
       </w:r>
-      <w:hyperlink r:id="rId32">
-        <w:r>
-          <w:rPr>
-            <w:lang w:val="fr_FR" w:bidi="fr_FR"/>
-          </w:rPr>
-          <w:rPr>
-            <w:color w:val="0000EE"/>
-            <w:u w:val="single"/>
-          </w:rPr>
-          <w:t>10.38–42</w:t>
-        </w:r>
-      </w:hyperlink>
+      <w:r>
+        <w:rPr>
+          <w:lang w:val="fr_FR" w:bidi="fr_FR"/>
+        </w:rPr>
+        <w:t>10.38–42</w:t>
+      </w:r>
       <w:r>
         <w:rPr>
           <w:lang w:val="fr_FR" w:bidi="fr_FR"/>
         </w:rPr>
         <w:t xml:space="preserve"> ; </w:t>
       </w:r>
-      <w:hyperlink r:id="rId40">
-        <w:r>
-          <w:rPr>
-            <w:lang w:val="fr_FR" w:bidi="fr_FR"/>
-          </w:rPr>
-          <w:rPr>
-            <w:color w:val="0000EE"/>
-            <w:u w:val="single"/>
-          </w:rPr>
-          <w:t>24.1–10</w:t>
-        </w:r>
-      </w:hyperlink>
+      <w:r>
+        <w:rPr>
+          <w:lang w:val="fr_FR" w:bidi="fr_FR"/>
+        </w:rPr>
+        <w:t>24.1–10</w:t>
+      </w:r>
       <w:r>
         <w:rPr>
           <w:lang w:val="fr_FR" w:bidi="fr_FR"/>
         </w:rPr>
         <w:t xml:space="preserve"> ; </w:t>
       </w:r>
-      <w:hyperlink r:id="rId41">
-        <w:r>
-          <w:rPr>
-            <w:lang w:val="fr_FR" w:bidi="fr_FR"/>
-          </w:rPr>
-          <w:rPr>
-            <w:color w:val="0000EE"/>
-            <w:u w:val="single"/>
-          </w:rPr>
-          <w:t>Jn 11.1–6</w:t>
-        </w:r>
-      </w:hyperlink>
+      <w:r>
+        <w:rPr>
+          <w:lang w:val="fr_FR" w:bidi="fr_FR"/>
+        </w:rPr>
+        <w:t>Jn 11.1–6</w:t>
+      </w:r>
       <w:r>
         <w:rPr>
           <w:lang w:val="fr_FR" w:bidi="fr_FR"/>
         </w:rPr>
         <w:t xml:space="preserve">, </w:t>
       </w:r>
-      <w:hyperlink r:id="rId42">
-        <w:r>
-          <w:rPr>
-            <w:lang w:val="fr_FR" w:bidi="fr_FR"/>
-          </w:rPr>
-          <w:rPr>
-            <w:color w:val="0000EE"/>
-            <w:u w:val="single"/>
-          </w:rPr>
-          <w:t>17–24</w:t>
-        </w:r>
-      </w:hyperlink>
+      <w:r>
+        <w:rPr>
+          <w:lang w:val="fr_FR" w:bidi="fr_FR"/>
+        </w:rPr>
+        <w:t>17–24</w:t>
+      </w:r>
       <w:r>
         <w:rPr>
           <w:lang w:val="fr_FR" w:bidi="fr_FR"/>
         </w:rPr>
         <w:t xml:space="preserve"> ; </w:t>
       </w:r>
-      <w:hyperlink r:id="rId43">
-        <w:r>
-          <w:rPr>
-            <w:lang w:val="fr_FR" w:bidi="fr_FR"/>
-          </w:rPr>
-          <w:rPr>
-            <w:color w:val="0000EE"/>
-            <w:u w:val="single"/>
-          </w:rPr>
-          <w:t>12.3–8</w:t>
-        </w:r>
-      </w:hyperlink>
+      <w:r>
+        <w:rPr>
+          <w:lang w:val="fr_FR" w:bidi="fr_FR"/>
+        </w:rPr>
+        <w:t>12.3–8</w:t>
+      </w:r>
       <w:r>
         <w:rPr>
           <w:lang w:val="fr_FR" w:bidi="fr_FR"/>
         </w:rPr>
         <w:t xml:space="preserve"> ; </w:t>
       </w:r>
-      <w:hyperlink r:id="rId19">
-        <w:r>
-          <w:rPr>
-            <w:lang w:val="fr_FR" w:bidi="fr_FR"/>
-          </w:rPr>
-          <w:rPr>
-            <w:color w:val="0000EE"/>
-            <w:u w:val="single"/>
-          </w:rPr>
-          <w:t>19.25</w:t>
-        </w:r>
-      </w:hyperlink>
+      <w:r>
+        <w:rPr>
+          <w:lang w:val="fr_FR" w:bidi="fr_FR"/>
+        </w:rPr>
+        <w:t>19.25</w:t>
+      </w:r>
       <w:r>
         <w:rPr>
           <w:lang w:val="fr_FR" w:bidi="fr_FR"/>
         </w:rPr>
         <w:t xml:space="preserve"> ; </w:t>
       </w:r>
-      <w:hyperlink r:id="rId28">
-        <w:r>
-          <w:rPr>
-            <w:lang w:val="fr_FR" w:bidi="fr_FR"/>
-          </w:rPr>
-          <w:rPr>
-            <w:color w:val="0000EE"/>
-            <w:u w:val="single"/>
-          </w:rPr>
-          <w:t>20.1–2</w:t>
-        </w:r>
-      </w:hyperlink>
+      <w:r>
+        <w:rPr>
+          <w:lang w:val="fr_FR" w:bidi="fr_FR"/>
+        </w:rPr>
+        <w:t>20.1–2</w:t>
+      </w:r>
       <w:r>
         <w:rPr>
           <w:lang w:val="fr_FR" w:bidi="fr_FR"/>
         </w:rPr>
         <w:t xml:space="preserve">, </w:t>
       </w:r>
-      <w:hyperlink r:id="rId29">
-        <w:r>
-          <w:rPr>
-            <w:lang w:val="fr_FR" w:bidi="fr_FR"/>
-          </w:rPr>
-          <w:rPr>
-            <w:color w:val="0000EE"/>
-            <w:u w:val="single"/>
-          </w:rPr>
-          <w:t>11–18</w:t>
-        </w:r>
-      </w:hyperlink>
+      <w:r>
+        <w:rPr>
+          <w:lang w:val="fr_FR" w:bidi="fr_FR"/>
+        </w:rPr>
+        <w:t>11–18</w:t>
+      </w:r>
       <w:r>
         <w:rPr>
           <w:lang w:val="fr_FR" w:bidi="fr_FR"/>
         </w:rPr>
         <w:t xml:space="preserve"> ; </w:t>
       </w:r>
-      <w:hyperlink r:id="rId44">
-        <w:r>
-          <w:rPr>
-            <w:lang w:val="fr_FR" w:bidi="fr_FR"/>
-          </w:rPr>
-          <w:rPr>
-            <w:color w:val="0000EE"/>
-            <w:u w:val="single"/>
-          </w:rPr>
-          <w:t>Ac 12.12</w:t>
-        </w:r>
-      </w:hyperlink>
+      <w:r>
+        <w:rPr>
+          <w:lang w:val="fr_FR" w:bidi="fr_FR"/>
+        </w:rPr>
+        <w:t>Ac 12.12</w:t>
+      </w:r>
       <w:r>
         <w:rPr>
           <w:lang w:val="fr_FR" w:bidi="fr_FR"/>
